--- a/vorlagen/prozess-steckbrief.docx
+++ b/vorlagen/prozess-steckbrief.docx
@@ -1,6 +1,6 @@
 
 <file path=word/document.xml><?xml version="1.0" encoding="utf-8"?>
-<w:document xmlns:a="http://schemas.openxmlformats.org/drawingml/2006/main" xmlns:mc="http://schemas.openxmlformats.org/markup-compatibility/2006" xmlns:pic="http://schemas.openxmlformats.org/drawingml/2006/picture" xmlns:r="http://schemas.openxmlformats.org/officeDocument/2006/relationships" xmlns:w="http://schemas.openxmlformats.org/wordprocessingml/2006/main" xmlns:w14="http://schemas.microsoft.com/office/word/2010/wordml" xmlns:wp="http://schemas.openxmlformats.org/drawingml/2006/wordprocessingDrawing" xmlns:wp14="http://schemas.microsoft.com/office/word/2010/wordprocessingDrawing" mc:Ignorable="w14 w15 w16se w16cid w16 w16cex w16sdtdh w16sdtfl w16du wp14">
+<w:document xmlns:a="http://schemas.openxmlformats.org/drawingml/2006/main" xmlns:mc="http://schemas.openxmlformats.org/markup-compatibility/2006" xmlns:pic="http://schemas.openxmlformats.org/drawingml/2006/picture" xmlns:r="http://schemas.openxmlformats.org/officeDocument/2006/relationships" xmlns:w="http://schemas.openxmlformats.org/wordprocessingml/2006/main" xmlns:w14="http://schemas.microsoft.com/office/word/2010/wordml" xmlns:wp="http://schemas.openxmlformats.org/drawingml/2006/wordprocessingDrawing" xmlns:wp14="http://schemas.microsoft.com/office/word/2010/wordprocessingDrawing" xmlns:wpc="http://schemas.microsoft.com/office/word/2010/wordprocessingCanvas" xmlns:cx="http://schemas.microsoft.com/office/drawing/2014/chartex" xmlns:cx1="http://schemas.microsoft.com/office/drawing/2015/9/8/chartex" xmlns:cx2="http://schemas.microsoft.com/office/drawing/2015/10/21/chartex" xmlns:cx3="http://schemas.microsoft.com/office/drawing/2016/5/9/chartex" xmlns:cx4="http://schemas.microsoft.com/office/drawing/2016/5/10/chartex" xmlns:cx5="http://schemas.microsoft.com/office/drawing/2016/5/11/chartex" xmlns:cx6="http://schemas.microsoft.com/office/drawing/2016/5/12/chartex" xmlns:cx7="http://schemas.microsoft.com/office/drawing/2016/5/13/chartex" xmlns:cx8="http://schemas.microsoft.com/office/drawing/2016/5/14/chartex" xmlns:aink="http://schemas.microsoft.com/office/drawing/2016/ink" xmlns:am3d="http://schemas.microsoft.com/office/drawing/2017/model3d" xmlns:o="urn:schemas-microsoft-com:office:office" xmlns:oel="http://schemas.microsoft.com/office/2019/extlst" xmlns:m="http://schemas.openxmlformats.org/officeDocument/2006/math" xmlns:v="urn:schemas-microsoft-com:vml" xmlns:w10="urn:schemas-microsoft-com:office:word" xmlns:w15="http://schemas.microsoft.com/office/word/2012/wordml" xmlns:w16cei="http://schemas.microsoft.com/office/word/2026/wordml/cei" xmlns:w16cex="http://schemas.microsoft.com/office/word/2018/wordml/cex" xmlns:w16cid="http://schemas.microsoft.com/office/word/2016/wordml/cid" xmlns:w16="http://schemas.microsoft.com/office/word/2018/wordml" xmlns:w16du="http://schemas.microsoft.com/office/word/2023/wordml/word16du" xmlns:w16sdtdh="http://schemas.microsoft.com/office/word/2020/wordml/sdtdatahash" xmlns:w16sdtfl="http://schemas.microsoft.com/office/word/2024/wordml/sdtformatlock" xmlns:w16se="http://schemas.microsoft.com/office/word/2015/wordml/symex" xmlns:wpg="http://schemas.microsoft.com/office/word/2010/wordprocessingGroup" xmlns:wpi="http://schemas.microsoft.com/office/word/2010/wordprocessingInk" xmlns:wne="http://schemas.microsoft.com/office/word/2006/wordml" xmlns:wps="http://schemas.microsoft.com/office/word/2010/wordprocessingShape" mc:Ignorable="w14 w15 w16se w16cid w16 w16cex w16sdtdh w16sdtfl w16du wp14">
   <w:body>
     <w:p>
       <w:pPr>
@@ -1285,7 +1285,7 @@
           <w:sz w:val="22"/>
           <w:szCs w:val="22"/>
         </w:rPr>
-        <w:t/>
+        <w:t>{{VERANTWORTLICH}}</w:t>
       </w:r>
     </w:p>
     <w:sectPr>
@@ -1330,7 +1330,7 @@
 </file>
 
 <file path=word/footer1.xml><?xml version="1.0" encoding="utf-8"?>
-<w:ftr xmlns:mc="http://schemas.openxmlformats.org/markup-compatibility/2006" xmlns:w="http://schemas.openxmlformats.org/wordprocessingml/2006/main" xmlns:w14="http://schemas.microsoft.com/office/word/2010/wordml" mc:Ignorable="w14 w15 w16se w16cid w16 w16cex w16sdtdh w16sdtfl w16du wp14">
+<w:ftr xmlns:mc="http://schemas.openxmlformats.org/markup-compatibility/2006" xmlns:w="http://schemas.openxmlformats.org/wordprocessingml/2006/main" xmlns:w14="http://schemas.microsoft.com/office/word/2010/wordml" xmlns:wpc="http://schemas.microsoft.com/office/word/2010/wordprocessingCanvas" xmlns:cx="http://schemas.microsoft.com/office/drawing/2014/chartex" xmlns:cx1="http://schemas.microsoft.com/office/drawing/2015/9/8/chartex" xmlns:cx2="http://schemas.microsoft.com/office/drawing/2015/10/21/chartex" xmlns:cx3="http://schemas.microsoft.com/office/drawing/2016/5/9/chartex" xmlns:cx4="http://schemas.microsoft.com/office/drawing/2016/5/10/chartex" xmlns:cx5="http://schemas.microsoft.com/office/drawing/2016/5/11/chartex" xmlns:cx6="http://schemas.microsoft.com/office/drawing/2016/5/12/chartex" xmlns:cx7="http://schemas.microsoft.com/office/drawing/2016/5/13/chartex" xmlns:cx8="http://schemas.microsoft.com/office/drawing/2016/5/14/chartex" xmlns:aink="http://schemas.microsoft.com/office/drawing/2016/ink" xmlns:am3d="http://schemas.microsoft.com/office/drawing/2017/model3d" xmlns:o="urn:schemas-microsoft-com:office:office" xmlns:oel="http://schemas.microsoft.com/office/2019/extlst" xmlns:r="http://schemas.openxmlformats.org/officeDocument/2006/relationships" xmlns:m="http://schemas.openxmlformats.org/officeDocument/2006/math" xmlns:v="urn:schemas-microsoft-com:vml" xmlns:wp14="http://schemas.microsoft.com/office/word/2010/wordprocessingDrawing" xmlns:wp="http://schemas.openxmlformats.org/drawingml/2006/wordprocessingDrawing" xmlns:w10="urn:schemas-microsoft-com:office:word" xmlns:w15="http://schemas.microsoft.com/office/word/2012/wordml" xmlns:w16cei="http://schemas.microsoft.com/office/word/2026/wordml/cei" xmlns:w16cex="http://schemas.microsoft.com/office/word/2018/wordml/cex" xmlns:w16cid="http://schemas.microsoft.com/office/word/2016/wordml/cid" xmlns:w16="http://schemas.microsoft.com/office/word/2018/wordml" xmlns:w16du="http://schemas.microsoft.com/office/word/2023/wordml/word16du" xmlns:w16sdtdh="http://schemas.microsoft.com/office/word/2020/wordml/sdtdatahash" xmlns:w16sdtfl="http://schemas.microsoft.com/office/word/2024/wordml/sdtformatlock" xmlns:w16se="http://schemas.microsoft.com/office/word/2015/wordml/symex" xmlns:wpg="http://schemas.microsoft.com/office/word/2010/wordprocessingGroup" xmlns:wpi="http://schemas.microsoft.com/office/word/2010/wordprocessingInk" xmlns:wne="http://schemas.microsoft.com/office/word/2006/wordml" xmlns:wps="http://schemas.microsoft.com/office/word/2010/wordprocessingShape" mc:Ignorable="w14 w15 w16se w16cid w16 w16cex w16sdtdh w16sdtfl w16du wp14">
   <w:p>
     <w:pPr>
       <w:pStyle w:val="Fuzeile"/>
@@ -1340,7 +1340,7 @@
 </file>
 
 <file path=word/footer2.xml><?xml version="1.0" encoding="utf-8"?>
-<w:ftr xmlns:mc="http://schemas.openxmlformats.org/markup-compatibility/2006" xmlns:w="http://schemas.openxmlformats.org/wordprocessingml/2006/main" xmlns:w14="http://schemas.microsoft.com/office/word/2010/wordml" mc:Ignorable="w14 w15 w16se w16cid w16 w16cex w16sdtdh w16sdtfl w16du wp14">
+<w:ftr xmlns:mc="http://schemas.openxmlformats.org/markup-compatibility/2006" xmlns:w="http://schemas.openxmlformats.org/wordprocessingml/2006/main" xmlns:w14="http://schemas.microsoft.com/office/word/2010/wordml" xmlns:wpc="http://schemas.microsoft.com/office/word/2010/wordprocessingCanvas" xmlns:cx="http://schemas.microsoft.com/office/drawing/2014/chartex" xmlns:cx1="http://schemas.microsoft.com/office/drawing/2015/9/8/chartex" xmlns:cx2="http://schemas.microsoft.com/office/drawing/2015/10/21/chartex" xmlns:cx3="http://schemas.microsoft.com/office/drawing/2016/5/9/chartex" xmlns:cx4="http://schemas.microsoft.com/office/drawing/2016/5/10/chartex" xmlns:cx5="http://schemas.microsoft.com/office/drawing/2016/5/11/chartex" xmlns:cx6="http://schemas.microsoft.com/office/drawing/2016/5/12/chartex" xmlns:cx7="http://schemas.microsoft.com/office/drawing/2016/5/13/chartex" xmlns:cx8="http://schemas.microsoft.com/office/drawing/2016/5/14/chartex" xmlns:aink="http://schemas.microsoft.com/office/drawing/2016/ink" xmlns:am3d="http://schemas.microsoft.com/office/drawing/2017/model3d" xmlns:o="urn:schemas-microsoft-com:office:office" xmlns:oel="http://schemas.microsoft.com/office/2019/extlst" xmlns:r="http://schemas.openxmlformats.org/officeDocument/2006/relationships" xmlns:m="http://schemas.openxmlformats.org/officeDocument/2006/math" xmlns:v="urn:schemas-microsoft-com:vml" xmlns:wp14="http://schemas.microsoft.com/office/word/2010/wordprocessingDrawing" xmlns:wp="http://schemas.openxmlformats.org/drawingml/2006/wordprocessingDrawing" xmlns:w10="urn:schemas-microsoft-com:office:word" xmlns:w15="http://schemas.microsoft.com/office/word/2012/wordml" xmlns:w16cei="http://schemas.microsoft.com/office/word/2026/wordml/cei" xmlns:w16cex="http://schemas.microsoft.com/office/word/2018/wordml/cex" xmlns:w16cid="http://schemas.microsoft.com/office/word/2016/wordml/cid" xmlns:w16="http://schemas.microsoft.com/office/word/2018/wordml" xmlns:w16du="http://schemas.microsoft.com/office/word/2023/wordml/word16du" xmlns:w16sdtdh="http://schemas.microsoft.com/office/word/2020/wordml/sdtdatahash" xmlns:w16sdtfl="http://schemas.microsoft.com/office/word/2024/wordml/sdtformatlock" xmlns:w16se="http://schemas.microsoft.com/office/word/2015/wordml/symex" xmlns:wpg="http://schemas.microsoft.com/office/word/2010/wordprocessingGroup" xmlns:wpi="http://schemas.microsoft.com/office/word/2010/wordprocessingInk" xmlns:wne="http://schemas.microsoft.com/office/word/2006/wordml" xmlns:wps="http://schemas.microsoft.com/office/word/2010/wordprocessingShape" mc:Ignorable="w14 w15 w16se w16cid w16 w16cex w16sdtdh w16sdtfl w16du wp14">
   <w:p>
     <w:pPr>
       <w:pStyle w:val="Fuzeile"/>
@@ -1391,7 +1391,7 @@
 </file>
 
 <file path=word/footer3.xml><?xml version="1.0" encoding="utf-8"?>
-<w:ftr xmlns:mc="http://schemas.openxmlformats.org/markup-compatibility/2006" xmlns:w="http://schemas.openxmlformats.org/wordprocessingml/2006/main" xmlns:w14="http://schemas.microsoft.com/office/word/2010/wordml" mc:Ignorable="w14 w15 w16se w16cid w16 w16cex w16sdtdh w16sdtfl w16du wp14">
+<w:ftr xmlns:mc="http://schemas.openxmlformats.org/markup-compatibility/2006" xmlns:w="http://schemas.openxmlformats.org/wordprocessingml/2006/main" xmlns:w14="http://schemas.microsoft.com/office/word/2010/wordml" xmlns:wpc="http://schemas.microsoft.com/office/word/2010/wordprocessingCanvas" xmlns:cx="http://schemas.microsoft.com/office/drawing/2014/chartex" xmlns:cx1="http://schemas.microsoft.com/office/drawing/2015/9/8/chartex" xmlns:cx2="http://schemas.microsoft.com/office/drawing/2015/10/21/chartex" xmlns:cx3="http://schemas.microsoft.com/office/drawing/2016/5/9/chartex" xmlns:cx4="http://schemas.microsoft.com/office/drawing/2016/5/10/chartex" xmlns:cx5="http://schemas.microsoft.com/office/drawing/2016/5/11/chartex" xmlns:cx6="http://schemas.microsoft.com/office/drawing/2016/5/12/chartex" xmlns:cx7="http://schemas.microsoft.com/office/drawing/2016/5/13/chartex" xmlns:cx8="http://schemas.microsoft.com/office/drawing/2016/5/14/chartex" xmlns:aink="http://schemas.microsoft.com/office/drawing/2016/ink" xmlns:am3d="http://schemas.microsoft.com/office/drawing/2017/model3d" xmlns:o="urn:schemas-microsoft-com:office:office" xmlns:oel="http://schemas.microsoft.com/office/2019/extlst" xmlns:r="http://schemas.openxmlformats.org/officeDocument/2006/relationships" xmlns:m="http://schemas.openxmlformats.org/officeDocument/2006/math" xmlns:v="urn:schemas-microsoft-com:vml" xmlns:wp14="http://schemas.microsoft.com/office/word/2010/wordprocessingDrawing" xmlns:wp="http://schemas.openxmlformats.org/drawingml/2006/wordprocessingDrawing" xmlns:w10="urn:schemas-microsoft-com:office:word" xmlns:w15="http://schemas.microsoft.com/office/word/2012/wordml" xmlns:w16cei="http://schemas.microsoft.com/office/word/2026/wordml/cei" xmlns:w16cex="http://schemas.microsoft.com/office/word/2018/wordml/cex" xmlns:w16cid="http://schemas.microsoft.com/office/word/2016/wordml/cid" xmlns:w16="http://schemas.microsoft.com/office/word/2018/wordml" xmlns:w16du="http://schemas.microsoft.com/office/word/2023/wordml/word16du" xmlns:w16sdtdh="http://schemas.microsoft.com/office/word/2020/wordml/sdtdatahash" xmlns:w16sdtfl="http://schemas.microsoft.com/office/word/2024/wordml/sdtformatlock" xmlns:w16se="http://schemas.microsoft.com/office/word/2015/wordml/symex" xmlns:wpg="http://schemas.microsoft.com/office/word/2010/wordprocessingGroup" xmlns:wpi="http://schemas.microsoft.com/office/word/2010/wordprocessingInk" xmlns:wne="http://schemas.microsoft.com/office/word/2006/wordml" xmlns:wps="http://schemas.microsoft.com/office/word/2010/wordprocessingShape" mc:Ignorable="w14 w15 w16se w16cid w16 w16cex w16sdtdh w16sdtfl w16du wp14">
   <w:p>
     <w:pPr>
       <w:pStyle w:val="Fuzeile"/>
@@ -1426,7 +1426,7 @@
 </file>
 
 <file path=word/header1.xml><?xml version="1.0" encoding="utf-8"?>
-<w:hdr xmlns:mc="http://schemas.openxmlformats.org/markup-compatibility/2006" xmlns:w="http://schemas.openxmlformats.org/wordprocessingml/2006/main" xmlns:w14="http://schemas.microsoft.com/office/word/2010/wordml" mc:Ignorable="w14 w15 w16se w16cid w16 w16cex w16sdtdh w16sdtfl w16du wp14">
+<w:hdr xmlns:mc="http://schemas.openxmlformats.org/markup-compatibility/2006" xmlns:w="http://schemas.openxmlformats.org/wordprocessingml/2006/main" xmlns:w14="http://schemas.microsoft.com/office/word/2010/wordml" xmlns:wpc="http://schemas.microsoft.com/office/word/2010/wordprocessingCanvas" xmlns:cx="http://schemas.microsoft.com/office/drawing/2014/chartex" xmlns:cx1="http://schemas.microsoft.com/office/drawing/2015/9/8/chartex" xmlns:cx2="http://schemas.microsoft.com/office/drawing/2015/10/21/chartex" xmlns:cx3="http://schemas.microsoft.com/office/drawing/2016/5/9/chartex" xmlns:cx4="http://schemas.microsoft.com/office/drawing/2016/5/10/chartex" xmlns:cx5="http://schemas.microsoft.com/office/drawing/2016/5/11/chartex" xmlns:cx6="http://schemas.microsoft.com/office/drawing/2016/5/12/chartex" xmlns:cx7="http://schemas.microsoft.com/office/drawing/2016/5/13/chartex" xmlns:cx8="http://schemas.microsoft.com/office/drawing/2016/5/14/chartex" xmlns:aink="http://schemas.microsoft.com/office/drawing/2016/ink" xmlns:am3d="http://schemas.microsoft.com/office/drawing/2017/model3d" xmlns:o="urn:schemas-microsoft-com:office:office" xmlns:oel="http://schemas.microsoft.com/office/2019/extlst" xmlns:r="http://schemas.openxmlformats.org/officeDocument/2006/relationships" xmlns:m="http://schemas.openxmlformats.org/officeDocument/2006/math" xmlns:v="urn:schemas-microsoft-com:vml" xmlns:wp14="http://schemas.microsoft.com/office/word/2010/wordprocessingDrawing" xmlns:wp="http://schemas.openxmlformats.org/drawingml/2006/wordprocessingDrawing" xmlns:w10="urn:schemas-microsoft-com:office:word" xmlns:w15="http://schemas.microsoft.com/office/word/2012/wordml" xmlns:w16cei="http://schemas.microsoft.com/office/word/2026/wordml/cei" xmlns:w16cex="http://schemas.microsoft.com/office/word/2018/wordml/cex" xmlns:w16cid="http://schemas.microsoft.com/office/word/2016/wordml/cid" xmlns:w16="http://schemas.microsoft.com/office/word/2018/wordml" xmlns:w16du="http://schemas.microsoft.com/office/word/2023/wordml/word16du" xmlns:w16sdtdh="http://schemas.microsoft.com/office/word/2020/wordml/sdtdatahash" xmlns:w16sdtfl="http://schemas.microsoft.com/office/word/2024/wordml/sdtformatlock" xmlns:w16se="http://schemas.microsoft.com/office/word/2015/wordml/symex" xmlns:wpg="http://schemas.microsoft.com/office/word/2010/wordprocessingGroup" xmlns:wpi="http://schemas.microsoft.com/office/word/2010/wordprocessingInk" xmlns:wne="http://schemas.microsoft.com/office/word/2006/wordml" xmlns:wps="http://schemas.microsoft.com/office/word/2010/wordprocessingShape" mc:Ignorable="w14 w15 w16se w16cid w16 w16cex w16sdtdh w16sdtfl w16du wp14">
   <w:p>
     <w:pPr>
       <w:pStyle w:val="Kopfzeile"/>
@@ -1436,7 +1436,7 @@
 </file>
 
 <file path=word/header2.xml><?xml version="1.0" encoding="utf-8"?>
-<w:hdr xmlns:mc="http://schemas.openxmlformats.org/markup-compatibility/2006" xmlns:w="http://schemas.openxmlformats.org/wordprocessingml/2006/main" xmlns:w14="http://schemas.microsoft.com/office/word/2010/wordml" mc:Ignorable="w14 w15 w16se w16cid w16 w16cex w16sdtdh w16sdtfl w16du wp14">
+<w:hdr xmlns:mc="http://schemas.openxmlformats.org/markup-compatibility/2006" xmlns:w="http://schemas.openxmlformats.org/wordprocessingml/2006/main" xmlns:w14="http://schemas.microsoft.com/office/word/2010/wordml" xmlns:wpc="http://schemas.microsoft.com/office/word/2010/wordprocessingCanvas" xmlns:cx="http://schemas.microsoft.com/office/drawing/2014/chartex" xmlns:cx1="http://schemas.microsoft.com/office/drawing/2015/9/8/chartex" xmlns:cx2="http://schemas.microsoft.com/office/drawing/2015/10/21/chartex" xmlns:cx3="http://schemas.microsoft.com/office/drawing/2016/5/9/chartex" xmlns:cx4="http://schemas.microsoft.com/office/drawing/2016/5/10/chartex" xmlns:cx5="http://schemas.microsoft.com/office/drawing/2016/5/11/chartex" xmlns:cx6="http://schemas.microsoft.com/office/drawing/2016/5/12/chartex" xmlns:cx7="http://schemas.microsoft.com/office/drawing/2016/5/13/chartex" xmlns:cx8="http://schemas.microsoft.com/office/drawing/2016/5/14/chartex" xmlns:aink="http://schemas.microsoft.com/office/drawing/2016/ink" xmlns:am3d="http://schemas.microsoft.com/office/drawing/2017/model3d" xmlns:o="urn:schemas-microsoft-com:office:office" xmlns:oel="http://schemas.microsoft.com/office/2019/extlst" xmlns:r="http://schemas.openxmlformats.org/officeDocument/2006/relationships" xmlns:m="http://schemas.openxmlformats.org/officeDocument/2006/math" xmlns:v="urn:schemas-microsoft-com:vml" xmlns:wp14="http://schemas.microsoft.com/office/word/2010/wordprocessingDrawing" xmlns:wp="http://schemas.openxmlformats.org/drawingml/2006/wordprocessingDrawing" xmlns:w10="urn:schemas-microsoft-com:office:word" xmlns:w15="http://schemas.microsoft.com/office/word/2012/wordml" xmlns:w16cei="http://schemas.microsoft.com/office/word/2026/wordml/cei" xmlns:w16cex="http://schemas.microsoft.com/office/word/2018/wordml/cex" xmlns:w16cid="http://schemas.microsoft.com/office/word/2016/wordml/cid" xmlns:w16="http://schemas.microsoft.com/office/word/2018/wordml" xmlns:w16du="http://schemas.microsoft.com/office/word/2023/wordml/word16du" xmlns:w16sdtdh="http://schemas.microsoft.com/office/word/2020/wordml/sdtdatahash" xmlns:w16sdtfl="http://schemas.microsoft.com/office/word/2024/wordml/sdtformatlock" xmlns:w16se="http://schemas.microsoft.com/office/word/2015/wordml/symex" xmlns:wpg="http://schemas.microsoft.com/office/word/2010/wordprocessingGroup" xmlns:wpi="http://schemas.microsoft.com/office/word/2010/wordprocessingInk" xmlns:wne="http://schemas.microsoft.com/office/word/2006/wordml" xmlns:wps="http://schemas.microsoft.com/office/word/2010/wordprocessingShape" mc:Ignorable="w14 w15 w16se w16cid w16 w16cex w16sdtdh w16sdtfl w16du wp14">
   <w:p>
     <w:pPr>
       <w:pStyle w:val="Kopfzeile"/>
@@ -1446,7 +1446,7 @@
 </file>
 
 <file path=word/header3.xml><?xml version="1.0" encoding="utf-8"?>
-<w:hdr xmlns:mc="http://schemas.openxmlformats.org/markup-compatibility/2006" xmlns:w="http://schemas.openxmlformats.org/wordprocessingml/2006/main" xmlns:w14="http://schemas.microsoft.com/office/word/2010/wordml" mc:Ignorable="w14 w15 w16se w16cid w16 w16cex w16sdtdh w16sdtfl w16du wp14">
+<w:hdr xmlns:mc="http://schemas.openxmlformats.org/markup-compatibility/2006" xmlns:w="http://schemas.openxmlformats.org/wordprocessingml/2006/main" xmlns:w14="http://schemas.microsoft.com/office/word/2010/wordml" xmlns:wpc="http://schemas.microsoft.com/office/word/2010/wordprocessingCanvas" xmlns:cx="http://schemas.microsoft.com/office/drawing/2014/chartex" xmlns:cx1="http://schemas.microsoft.com/office/drawing/2015/9/8/chartex" xmlns:cx2="http://schemas.microsoft.com/office/drawing/2015/10/21/chartex" xmlns:cx3="http://schemas.microsoft.com/office/drawing/2016/5/9/chartex" xmlns:cx4="http://schemas.microsoft.com/office/drawing/2016/5/10/chartex" xmlns:cx5="http://schemas.microsoft.com/office/drawing/2016/5/11/chartex" xmlns:cx6="http://schemas.microsoft.com/office/drawing/2016/5/12/chartex" xmlns:cx7="http://schemas.microsoft.com/office/drawing/2016/5/13/chartex" xmlns:cx8="http://schemas.microsoft.com/office/drawing/2016/5/14/chartex" xmlns:aink="http://schemas.microsoft.com/office/drawing/2016/ink" xmlns:am3d="http://schemas.microsoft.com/office/drawing/2017/model3d" xmlns:o="urn:schemas-microsoft-com:office:office" xmlns:oel="http://schemas.microsoft.com/office/2019/extlst" xmlns:r="http://schemas.openxmlformats.org/officeDocument/2006/relationships" xmlns:m="http://schemas.openxmlformats.org/officeDocument/2006/math" xmlns:v="urn:schemas-microsoft-com:vml" xmlns:wp14="http://schemas.microsoft.com/office/word/2010/wordprocessingDrawing" xmlns:wp="http://schemas.openxmlformats.org/drawingml/2006/wordprocessingDrawing" xmlns:w10="urn:schemas-microsoft-com:office:word" xmlns:w15="http://schemas.microsoft.com/office/word/2012/wordml" xmlns:w16cei="http://schemas.microsoft.com/office/word/2026/wordml/cei" xmlns:w16cex="http://schemas.microsoft.com/office/word/2018/wordml/cex" xmlns:w16cid="http://schemas.microsoft.com/office/word/2016/wordml/cid" xmlns:w16="http://schemas.microsoft.com/office/word/2018/wordml" xmlns:w16du="http://schemas.microsoft.com/office/word/2023/wordml/word16du" xmlns:w16sdtdh="http://schemas.microsoft.com/office/word/2020/wordml/sdtdatahash" xmlns:w16sdtfl="http://schemas.microsoft.com/office/word/2024/wordml/sdtformatlock" xmlns:w16se="http://schemas.microsoft.com/office/word/2015/wordml/symex" xmlns:wpg="http://schemas.microsoft.com/office/word/2010/wordprocessingGroup" xmlns:wpi="http://schemas.microsoft.com/office/word/2010/wordprocessingInk" xmlns:wne="http://schemas.microsoft.com/office/word/2006/wordml" xmlns:wps="http://schemas.microsoft.com/office/word/2010/wordprocessingShape" mc:Ignorable="w14 w15 w16se w16cid w16 w16cex w16sdtdh w16sdtfl w16du wp14">
   <w:p>
     <w:pPr>
       <w:pStyle w:val="Kopfzeile"/>

--- a/vorlagen/prozess-steckbrief.docx
+++ b/vorlagen/prozess-steckbrief.docx
@@ -40,7 +40,7 @@
             <wp:extent cx="3057525" cy="1337178"/>
             <wp:effectExtent l="0" t="0" r="0" b="0"/>
             <wp:wrapNone/>
-            <wp:docPr id="1" name="Bild 1" descr="G:\SE - Sekretariat\QMS Walker\Logo BZ Linde\BLG-sw-grün.jpg"/>
+            <wp:docPr id="1" name="Bild 1" descr="Logo Betagtenzentrum Linde"/>
             <wp:cNvGraphicFramePr>
               <a:graphicFrameLocks noChangeAspect="1"/>
             </wp:cNvGraphicFramePr>
@@ -48,7 +48,7 @@
               <a:graphicData uri="http://schemas.openxmlformats.org/drawingml/2006/picture">
                 <pic:pic>
                   <pic:nvPicPr>
-                    <pic:cNvPr id="0" name="Picture 1" descr="G:\SE - Sekretariat\QMS Walker\Logo BZ Linde\BLG-sw-grün.jpg"/>
+                    <pic:cNvPr id="0" name="Picture 1" descr="Logo Betagtenzentrum Linde"/>
                     <pic:cNvPicPr>
                       <a:picLocks noChangeAspect="1" noChangeArrowheads="1"/>
                     </pic:cNvPicPr>
@@ -296,6 +296,8 @@
         <w:rPr>
           <w:rFonts w:ascii="Aptos" w:hAnsi="Aptos" w:cs="Arial"/>
           <w:b/>
+          <w:sz w:val="22"/>
+          <w:szCs w:val="22"/>
           <w:shd w:val="clear" w:color="auto" w:fill="D9D9D9" w:themeFill="background1" w:themeFillShade="D9"/>
         </w:rPr>
       </w:pPr>
@@ -303,6 +305,8 @@
         <w:rPr>
           <w:rFonts w:ascii="Aptos" w:hAnsi="Aptos" w:cs="Arial"/>
           <w:b/>
+          <w:sz w:val="22"/>
+          <w:szCs w:val="22"/>
           <w:shd w:val="clear" w:color="auto" w:fill="D9D9D9" w:themeFill="background1" w:themeFillShade="D9"/>
         </w:rPr>
         <w:t>{{PROZESSGRUPPE}}</w:t>
@@ -311,6 +315,8 @@
         <w:rPr>
           <w:rFonts w:ascii="Aptos" w:hAnsi="Aptos" w:cs="Arial"/>
           <w:b/>
+          <w:sz w:val="22"/>
+          <w:szCs w:val="22"/>
           <w:shd w:val="clear" w:color="auto" w:fill="D9D9D9" w:themeFill="background1" w:themeFillShade="D9"/>
         </w:rPr>
         <w:t xml:space="preserve"> </w:t>
@@ -319,6 +325,8 @@
         <w:rPr>
           <w:rFonts w:ascii="Aptos" w:hAnsi="Aptos" w:cs="Arial"/>
           <w:b/>
+          <w:sz w:val="22"/>
+          <w:szCs w:val="22"/>
           <w:shd w:val="clear" w:color="auto" w:fill="D9D9D9" w:themeFill="background1" w:themeFillShade="D9"/>
         </w:rPr>
         <w:tab/>
@@ -328,6 +336,8 @@
         <w:rPr>
           <w:rFonts w:ascii="Aptos" w:hAnsi="Aptos" w:cs="Arial"/>
           <w:b/>
+          <w:sz w:val="22"/>
+          <w:szCs w:val="22"/>
           <w:shd w:val="clear" w:color="auto" w:fill="D9D9D9" w:themeFill="background1" w:themeFillShade="D9"/>
         </w:rPr>
         <w:tab/>
@@ -336,6 +346,8 @@
         <w:rPr>
           <w:rFonts w:ascii="Aptos" w:hAnsi="Aptos" w:cs="Arial"/>
           <w:b/>
+          <w:sz w:val="22"/>
+          <w:szCs w:val="22"/>
           <w:shd w:val="clear" w:color="auto" w:fill="D9D9D9" w:themeFill="background1" w:themeFillShade="D9"/>
         </w:rPr>
         <w:t>{{PROZESSBEREICH}}</w:t>
@@ -344,6 +356,8 @@
         <w:rPr>
           <w:rFonts w:ascii="Aptos" w:hAnsi="Aptos" w:cs="Arial"/>
           <w:b/>
+          <w:sz w:val="22"/>
+          <w:szCs w:val="22"/>
           <w:shd w:val="clear" w:color="auto" w:fill="D9D9D9" w:themeFill="background1" w:themeFillShade="D9"/>
         </w:rPr>
         <w:t xml:space="preserve"> </w:t>
@@ -364,6 +378,8 @@
         <w:rPr>
           <w:rFonts w:ascii="Aptos" w:hAnsi="Aptos" w:cs="Arial"/>
           <w:b/>
+          <w:sz w:val="22"/>
+          <w:szCs w:val="22"/>
         </w:rPr>
       </w:pPr>
     </w:p>
@@ -382,24 +398,32 @@
         <w:rPr>
           <w:rFonts w:ascii="Aptos" w:hAnsi="Aptos" w:cs="Arial"/>
           <w:b/>
-        </w:rPr>
-      </w:pPr>
-      <w:r>
-        <w:rPr>
-          <w:rFonts w:ascii="Aptos" w:hAnsi="Aptos" w:cs="Arial"/>
-        </w:rPr>
-        <w:tab/>
-      </w:r>
-      <w:r>
-        <w:rPr>
-          <w:rFonts w:ascii="Aptos" w:hAnsi="Aptos" w:cs="Arial"/>
-        </w:rPr>
-        <w:tab/>
-      </w:r>
-      <w:r>
-        <w:rPr>
-          <w:rFonts w:ascii="Aptos" w:hAnsi="Aptos" w:cs="Arial"/>
-          <w:b/>
+          <w:sz w:val="22"/>
+          <w:szCs w:val="22"/>
+        </w:rPr>
+      </w:pPr>
+      <w:r>
+        <w:rPr>
+          <w:rFonts w:ascii="Aptos" w:hAnsi="Aptos" w:cs="Arial"/>
+          <w:sz w:val="22"/>
+          <w:szCs w:val="22"/>
+        </w:rPr>
+        <w:tab/>
+      </w:r>
+      <w:r>
+        <w:rPr>
+          <w:rFonts w:ascii="Aptos" w:hAnsi="Aptos" w:cs="Arial"/>
+          <w:sz w:val="22"/>
+          <w:szCs w:val="22"/>
+        </w:rPr>
+        <w:tab/>
+      </w:r>
+      <w:r>
+        <w:rPr>
+          <w:rFonts w:ascii="Aptos" w:hAnsi="Aptos" w:cs="Arial"/>
+          <w:b/>
+          <w:sz w:val="22"/>
+          <w:szCs w:val="22"/>
         </w:rPr>
         <w:t/>
       </w:r>
@@ -407,6 +431,8 @@
         <w:rPr>
           <w:rFonts w:ascii="Aptos" w:hAnsi="Aptos" w:cs="Arial"/>
           <w:b/>
+          <w:sz w:val="22"/>
+          <w:szCs w:val="22"/>
         </w:rPr>
         <w:t>{{PROZESSNR}} {{PROZESSNAME}}</w:t>
       </w:r>
